--- a/templates/es/cover_letter_template.docx
+++ b/templates/es/cover_letter_template.docx
@@ -62,7 +62,7 @@
                         <w:txbxContent>
                           <w:p>
                             <w:pPr>
-                              <w:pStyle w:val="Rahmeninhalt"/>
+                              <w:pStyle w:val="Rahmeninhaltuser"/>
                               <w:spacing w:before="0" w:after="160"/>
                               <w:rPr>
                                 <w:rFonts w:ascii="Arial" w:hAnsi="Arial" w:cs="Arial"/>
@@ -98,7 +98,7 @@
                   <w:txbxContent>
                     <w:p>
                       <w:pPr>
-                        <w:pStyle w:val="Rahmeninhalt"/>
+                        <w:pStyle w:val="Rahmeninhaltuser"/>
                         <w:spacing w:before="0" w:after="160"/>
                         <w:rPr>
                           <w:rFonts w:ascii="Arial" w:hAnsi="Arial" w:cs="Arial"/>
@@ -162,7 +162,7 @@
                         <w:txbxContent>
                           <w:p>
                             <w:pPr>
-                              <w:pStyle w:val="Rahmeninhalt"/>
+                              <w:pStyle w:val="Rahmeninhaltuser"/>
                               <w:spacing w:before="0" w:after="160"/>
                               <w:jc w:val="center"/>
                               <w:rPr>
@@ -194,17 +194,7 @@
                                 <w:sz w:val="24"/>
                                 <w:szCs w:val="28"/>
                               </w:rPr>
-                              <w:t>juanaponterojas01@gmail.com                                                                                      B</w:t>
-                            </w:r>
-                            <w:r>
-                              <w:rPr>
-                                <w:rStyle w:val="markedcontent"/>
-                                <w:rFonts w:cs="Arial" w:ascii="Arial" w:hAnsi="Arial"/>
-                                <w:color w:themeColor="background1" w:val="FFFFFF"/>
-                                <w:sz w:val="24"/>
-                                <w:szCs w:val="28"/>
-                              </w:rPr>
-                              <w:t>runswick</w:t>
+                              <w:t>juanaponterojas01@gmail.com                                                                                      Brunswick</w:t>
                             </w:r>
                           </w:p>
                         </w:txbxContent>
@@ -228,7 +218,7 @@
                   <w:txbxContent>
                     <w:p>
                       <w:pPr>
-                        <w:pStyle w:val="Rahmeninhalt"/>
+                        <w:pStyle w:val="Rahmeninhaltuser"/>
                         <w:spacing w:before="0" w:after="160"/>
                         <w:jc w:val="center"/>
                         <w:rPr>
@@ -260,17 +250,7 @@
                           <w:sz w:val="24"/>
                           <w:szCs w:val="28"/>
                         </w:rPr>
-                        <w:t>juanaponterojas01@gmail.com                                                                                      B</w:t>
-                      </w:r>
-                      <w:r>
-                        <w:rPr>
-                          <w:rStyle w:val="markedcontent"/>
-                          <w:rFonts w:cs="Arial" w:ascii="Arial" w:hAnsi="Arial"/>
-                          <w:color w:themeColor="background1" w:val="FFFFFF"/>
-                          <w:sz w:val="24"/>
-                          <w:szCs w:val="28"/>
-                        </w:rPr>
-                        <w:t>runswick</w:t>
+                        <w:t>juanaponterojas01@gmail.com                                                                                      Brunswick</w:t>
                       </w:r>
                     </w:p>
                   </w:txbxContent>
@@ -322,7 +302,7 @@
                         <w:txbxContent>
                           <w:p>
                             <w:pPr>
-                              <w:pStyle w:val="Rahmeninhalt"/>
+                              <w:pStyle w:val="Rahmeninhaltuser"/>
                               <w:jc w:val="center"/>
                               <w:rPr>
                                 <w:color w:themeColor="background1" w:val="FFFFFF"/>
@@ -358,7 +338,7 @@
                           </w:p>
                           <w:p>
                             <w:pPr>
-                              <w:pStyle w:val="Rahmeninhalt"/>
+                              <w:pStyle w:val="Rahmeninhaltuser"/>
                               <w:spacing w:before="0" w:after="160"/>
                               <w:jc w:val="center"/>
                               <w:rPr>
@@ -392,7 +372,7 @@
                   <w:txbxContent>
                     <w:p>
                       <w:pPr>
-                        <w:pStyle w:val="Rahmeninhalt"/>
+                        <w:pStyle w:val="Rahmeninhaltuser"/>
                         <w:jc w:val="center"/>
                         <w:rPr>
                           <w:color w:themeColor="background1" w:val="FFFFFF"/>
@@ -428,7 +408,7 @@
                     </w:p>
                     <w:p>
                       <w:pPr>
-                        <w:pStyle w:val="Rahmeninhalt"/>
+                        <w:pStyle w:val="Rahmeninhaltuser"/>
                         <w:spacing w:before="0" w:after="160"/>
                         <w:jc w:val="center"/>
                         <w:rPr>
@@ -521,6 +501,7 @@
     <w:p>
       <w:pPr>
         <w:pStyle w:val="Normal"/>
+        <w:spacing w:before="0" w:after="0"/>
         <w:rPr>
           <w:rFonts w:ascii="Arial" w:hAnsi="Arial" w:cs="Arial"/>
           <w:szCs w:val="18"/>
@@ -535,8 +516,18 @@
           <w:lang w:val="es-CO"/>
         </w:rPr>
         <w:t>[company_name]</w:t>
-        <w:br/>
       </w:r>
+    </w:p>
+    <w:p>
+      <w:pPr>
+        <w:pStyle w:val="Normal"/>
+        <w:spacing w:before="0" w:after="0"/>
+        <w:rPr>
+          <w:rFonts w:ascii="Arial" w:hAnsi="Arial" w:cs="Arial"/>
+          <w:szCs w:val="18"/>
+          <w:lang w:val="es-CO"/>
+        </w:rPr>
+      </w:pPr>
       <w:r>
         <w:rPr>
           <w:rFonts w:cs="Arial" w:ascii="Arial" w:hAnsi="Arial"/>
@@ -629,7 +620,7 @@
     <w:p>
       <w:pPr>
         <w:pStyle w:val="Normal"/>
-        <w:spacing w:before="0" w:after="160"/>
+        <w:spacing w:before="0" w:after="0"/>
         <w:rPr>
           <w:rFonts w:ascii="Arial" w:hAnsi="Arial" w:cs="Arial"/>
           <w:szCs w:val="18"/>
@@ -642,12 +633,21 @@
         </w:rPr>
         <w:t>Saludos cordiales,</w:t>
       </w:r>
+    </w:p>
+    <w:p>
+      <w:pPr>
+        <w:pStyle w:val="Normal"/>
+        <w:spacing w:before="0" w:after="0"/>
+        <w:rPr>
+          <w:rFonts w:ascii="Arial" w:hAnsi="Arial" w:cs="Arial"/>
+          <w:szCs w:val="18"/>
+        </w:rPr>
+      </w:pPr>
       <w:r>
         <w:rPr>
           <w:rFonts w:cs="Arial" w:ascii="Arial" w:hAnsi="Arial"/>
           <w:szCs w:val="18"/>
         </w:rPr>
-        <w:br/>
         <w:t>Juan Aponte</w:t>
       </w:r>
     </w:p>
@@ -1746,15 +1746,15 @@
       <w:rFonts w:cs="Lucida Sans"/>
     </w:rPr>
   </w:style>
+  <w:style w:type="paragraph" w:styleId="Kopf-Fuzeileuser">
+    <w:name w:val="Kopf-/Fußzeile (user)"/>
+    <w:basedOn w:val="Normal"/>
+    <w:qFormat/>
+    <w:pPr/>
+    <w:rPr/>
+  </w:style>
   <w:style w:type="paragraph" w:styleId="Kopf-Fuzeile">
     <w:name w:val="Kopf-/Fußzeile"/>
-    <w:basedOn w:val="Normal"/>
-    <w:qFormat/>
-    <w:pPr/>
-    <w:rPr/>
-  </w:style>
-  <w:style w:type="paragraph" w:styleId="Kopf-Fuzeileuser">
-    <w:name w:val="Kopf-/Fußzeile (user)"/>
     <w:basedOn w:val="Normal"/>
     <w:qFormat/>
     <w:pPr/>
@@ -1874,6 +1874,13 @@
     </w:pPr>
     <w:rPr/>
   </w:style>
+  <w:style w:type="paragraph" w:styleId="Rahmeninhaltuser">
+    <w:name w:val="Rahmeninhalt (user)"/>
+    <w:basedOn w:val="Normal"/>
+    <w:qFormat/>
+    <w:pPr/>
+    <w:rPr/>
+  </w:style>
   <w:style w:type="paragraph" w:styleId="Rahmeninhalt">
     <w:name w:val="Rahmeninhalt"/>
     <w:basedOn w:val="Normal"/>
@@ -1881,15 +1888,8 @@
     <w:pPr/>
     <w:rPr/>
   </w:style>
-  <w:style w:type="paragraph" w:styleId="Rahmeninhaltuser">
-    <w:name w:val="Rahmeninhalt (user)"/>
-    <w:basedOn w:val="Normal"/>
-    <w:qFormat/>
-    <w:pPr/>
-    <w:rPr/>
-  </w:style>
-  <w:style w:type="numbering" w:styleId="KeineListe" w:default="1">
-    <w:name w:val="Keine Liste"/>
+  <w:style w:type="numbering" w:styleId="KeineListeuser" w:default="1">
+    <w:name w:val="Keine Liste (user)"/>
     <w:uiPriority w:val="99"/>
     <w:semiHidden/>
     <w:unhideWhenUsed/>
